--- a/docs/Cocoa User Specification.docx
+++ b/docs/Cocoa User Specification.docx
@@ -737,6 +737,47 @@
         <w:jc w:val="left"/>
         <w:textAlignment w:val="auto"/>
         <w:rPr>
+          <w:rFonts w:hint="default" w:ascii="Georgia" w:hAnsi="Georgia" w:cs="Georgia"/>
+          <w:b w:val="0"/>
+          <w:bCs w:val="0"/>
+          <w:i w:val="0"/>
+          <w:iCs w:val="0"/>
+          <w:sz w:val="18"/>
+          <w:szCs w:val="18"/>
+          <w:u w:val="none"/>
+          <w:lang w:val="en" w:eastAsia="zh"/>
+        </w:rPr>
+      </w:pPr>
+      <w:r>
+        <w:rPr>
+          <w:rFonts w:hint="default" w:ascii="Georgia" w:hAnsi="Georgia" w:cs="Georgia"/>
+          <w:b w:val="0"/>
+          <w:bCs w:val="0"/>
+          <w:i w:val="0"/>
+          <w:iCs w:val="0"/>
+          <w:sz w:val="18"/>
+          <w:szCs w:val="18"/>
+          <w:u w:val="none"/>
+          <w:lang w:val="en" w:eastAsia="zh"/>
+        </w:rPr>
+        <w:t>Cocoa</w:t>
+      </w:r>
+      <w:r>
+        <w:rPr>
+          <w:rFonts w:hint="eastAsia" w:ascii="Georgia" w:hAnsi="Georgia" w:cs="Georgia"/>
+          <w:b w:val="0"/>
+          <w:bCs w:val="0"/>
+          <w:i w:val="0"/>
+          <w:iCs w:val="0"/>
+          <w:sz w:val="18"/>
+          <w:szCs w:val="18"/>
+          <w:u w:val="none"/>
+          <w:lang w:val="en" w:eastAsia="zh"/>
+        </w:rPr>
+        <w:t>是十分复杂的软件系统，包含了显示、交互、硬件抽象、渲染引擎、</w:t>
+      </w:r>
+      <w:r>
+        <w:rPr>
           <w:rFonts w:hint="eastAsia" w:ascii="Georgia" w:hAnsi="Georgia" w:cs="Georgia"/>
           <w:b w:val="0"/>
           <w:bCs w:val="0"/>
@@ -747,7 +788,8 @@
           <w:u w:val="none"/>
           <w:lang w:val="en-US" w:eastAsia="zh"/>
         </w:rPr>
-      </w:pPr>
+        <w:t>Javascript引擎等多个子系统组成。因此组织这些系统并使之有序、正确地工作极为重要。“</w:t>
+      </w:r>
       <w:r>
         <w:rPr>
           <w:rFonts w:hint="default" w:ascii="Georgia" w:hAnsi="Georgia" w:cs="Georgia"/>
@@ -760,7 +802,7 @@
           <w:u w:val="none"/>
           <w:lang w:val="en" w:eastAsia="zh"/>
         </w:rPr>
-        <w:t>Cocoa</w:t>
+        <w:t>Cocoa Core Framework (Cocoa</w:t>
       </w:r>
       <w:r>
         <w:rPr>
@@ -774,7 +816,21 @@
           <w:u w:val="none"/>
           <w:lang w:val="en" w:eastAsia="zh"/>
         </w:rPr>
-        <w:t>是十分复杂的软件系统，包含了显示、交互、硬件抽象、渲染引擎、</w:t>
+        <w:t>核心框架</w:t>
+      </w:r>
+      <w:r>
+        <w:rPr>
+          <w:rFonts w:hint="default" w:ascii="Georgia" w:hAnsi="Georgia" w:cs="Georgia"/>
+          <w:b w:val="0"/>
+          <w:bCs w:val="0"/>
+          <w:i w:val="0"/>
+          <w:iCs w:val="0"/>
+          <w:sz w:val="18"/>
+          <w:szCs w:val="18"/>
+          <w:u w:val="none"/>
+          <w:lang w:val="en" w:eastAsia="zh"/>
+        </w:rPr>
+        <w:t>)</w:t>
       </w:r>
       <w:r>
         <w:rPr>
@@ -788,7 +844,7 @@
           <w:u w:val="none"/>
           <w:lang w:val="en-US" w:eastAsia="zh"/>
         </w:rPr>
-        <w:t>Javascript引擎等多个子系统组成。因此组织这些系统并使之有序、正确地工作极为重要。“</w:t>
+        <w:t>”负责了该工作。Cocoa核心框架是对C++特性的若干拓展，使用了大量的</w:t>
       </w:r>
       <w:r>
         <w:rPr>
@@ -802,7 +858,7 @@
           <w:u w:val="none"/>
           <w:lang w:val="en" w:eastAsia="zh"/>
         </w:rPr>
-        <w:t>Cocoa Core Framework (Cocoa</w:t>
+        <w:t>C++11, C++20</w:t>
       </w:r>
       <w:r>
         <w:rPr>
@@ -816,21 +872,7 @@
           <w:u w:val="none"/>
           <w:lang w:val="en" w:eastAsia="zh"/>
         </w:rPr>
-        <w:t>核心框架</w:t>
-      </w:r>
-      <w:r>
-        <w:rPr>
-          <w:rFonts w:hint="default" w:ascii="Georgia" w:hAnsi="Georgia" w:cs="Georgia"/>
-          <w:b w:val="0"/>
-          <w:bCs w:val="0"/>
-          <w:i w:val="0"/>
-          <w:iCs w:val="0"/>
-          <w:sz w:val="18"/>
-          <w:szCs w:val="18"/>
-          <w:u w:val="none"/>
-          <w:lang w:val="en" w:eastAsia="zh"/>
-        </w:rPr>
-        <w:t>)</w:t>
+        <w:t>特性，以维持代码的简洁和高效。后文将详细介绍</w:t>
       </w:r>
       <w:r>
         <w:rPr>
@@ -844,50 +886,10 @@
           <w:u w:val="none"/>
           <w:lang w:val="en-US" w:eastAsia="zh"/>
         </w:rPr>
-        <w:t>”负责了该工作。Cocoa核心框架是对C++特性的若干拓展，使用了大量的</w:t>
-      </w:r>
-      <w:r>
-        <w:rPr>
-          <w:rFonts w:hint="default" w:ascii="Georgia" w:hAnsi="Georgia" w:cs="Georgia"/>
-          <w:b w:val="0"/>
-          <w:bCs w:val="0"/>
-          <w:i w:val="0"/>
-          <w:iCs w:val="0"/>
-          <w:sz w:val="18"/>
-          <w:szCs w:val="18"/>
-          <w:u w:val="none"/>
-          <w:lang w:val="en" w:eastAsia="zh"/>
-        </w:rPr>
-        <w:t>C++11, C++20</w:t>
-      </w:r>
-      <w:r>
-        <w:rPr>
-          <w:rFonts w:hint="eastAsia" w:ascii="Georgia" w:hAnsi="Georgia" w:cs="Georgia"/>
-          <w:b w:val="0"/>
-          <w:bCs w:val="0"/>
-          <w:i w:val="0"/>
-          <w:iCs w:val="0"/>
-          <w:sz w:val="18"/>
-          <w:szCs w:val="18"/>
-          <w:u w:val="none"/>
-          <w:lang w:val="en" w:eastAsia="zh"/>
-        </w:rPr>
-        <w:t>特性，以维持代码的简洁和高效。后文将详细介绍</w:t>
-      </w:r>
-      <w:r>
-        <w:rPr>
-          <w:rFonts w:hint="eastAsia" w:ascii="Georgia" w:hAnsi="Georgia" w:cs="Georgia"/>
-          <w:b w:val="0"/>
-          <w:bCs w:val="0"/>
-          <w:i w:val="0"/>
-          <w:iCs w:val="0"/>
-          <w:sz w:val="18"/>
-          <w:szCs w:val="18"/>
-          <w:u w:val="none"/>
-          <w:lang w:val="en-US" w:eastAsia="zh"/>
-        </w:rPr>
-        <w:t>Cocoa核心框架的规范和实现。</w:t>
-      </w:r>
+        <w:t>Cocoa核心框架的规范和实现。在大量的测试中，</w:t>
+      </w:r>
+      <w:bookmarkStart w:id="0" w:name="_GoBack"/>
+      <w:bookmarkEnd w:id="0"/>
     </w:p>
     <w:p>
       <w:pPr>
@@ -21634,8 +21636,6 @@
         </w:rPr>
         <w:t>对象管理。</w:t>
       </w:r>
-      <w:bookmarkStart w:id="0" w:name="_GoBack"/>
-      <w:bookmarkEnd w:id="0"/>
     </w:p>
     <w:sectPr>
       <w:headerReference r:id="rId3" w:type="default"/>
